--- a/report_build/CT3205_Assignment1_Report_DRAFT.docx
+++ b/report_build/CT3205_Assignment1_Report_DRAFT.docx
@@ -60,7 +60,7 @@
         <w:pStyle w:val="Abstract"/>
       </w:pPr>
       <w:r>
-        <w:t xml:space="preserve">Abstract—This report presents a custom object detection system for text symbols, built on a YOLOv8n detector adapted by transfer learning from COCO-pretrained weights to a 29-class dataset of photographed symbol cards. The dataset was captured, annotated and verified as part of the work, comprising 27 multi-symbol photographs containing 323 annotated instances. The fine-tuned detector reaches mAP@0.5 of 0.914 and mAP@0.5:0.95 of 0.894 on a held-out split, with markedly uneven per-class recall. Beyond the required baseline, a second, independent pipeline was implemented for comparison: a classical segmentation stage (colour-invariant thresholding and convex-hull reconstruction) feeding a small convolutional classifier trained from scratch. Evaluating both on an identical held-out set, and separating detection from classification rather than reporting one blended figure, shows the classical detector recovering 100% of instances against YOLO's 84.7%, while the dedicated classifier reads correctly-detected symbols slightly more accurately than YOLO's own head (94.4% versus 90.2%). Testing under adverse conditions reverses expectations further: on three photographs taken against previously unseen backgrounds, the fine-tuned detector produced no detections at all, while the hand-specified geometric rule succeeded on two. The results are interpreted as a consequence of limited training diversity rather than of architecture, and an inappropriate default augmentation setting is identified as a likely contributor.</w:t>
+        <w:t xml:space="preserve">Abstract—This report presents a custom object detection system for text symbols, built on a YOLOv8n detector adapted by transfer learning from COCO-pretrained weights to a 29-class dataset of photographed symbol cards. The dataset was captured, annotated and verified as part of the work, comprising 27 multi-symbol photographs containing 323 annotated instances. The fine-tuned detector reaches mAP@0.5 of 0.914 and mAP@0.5:0.95 of 0.894 on a held-out split, with markedly uneven per-class recall. Beyond the required baseline, a second, independent pipeline was implemented for comparison: a classical segmentation stage (colour-invariant thresholding and convex-hull reconstruction) feeding a small convolutional classifier trained from scratch. Evaluating both on an identical held-out set, and separating detection from classification rather than reporting one blended figure, shows the classical detector recovering 100% of instances against YOLO's 84.7%, while the dedicated classifier reads correctly-detected symbols slightly more accurately than YOLO's own head (94.4% versus 90.2%). Testing under adverse conditions reverses expectations further: on three photographs taken against previously unseen backgrounds, the fine-tuned detector produced no detections at all, while the hand-specified geometric rule succeeded on two. The results are interpreted as a consequence of limited training diversity rather than of architecture, and an inappropriate default augmentation setting is identified as a likely contributor. Live use of the accompanying real-time demonstration surfaced a further failure—neither pipeline reliably detects a card held in the hand rather than resting on a table—and a synthetic scale, rotation and perspective augmentation of the existing photographs is shown to recover the fine-tuned detector's ability to localise such cards on most test cases, though not yet its ability to classify them reliably.</w:t>
       </w:r>
     </w:p>
     <w:p>
@@ -1291,6 +1291,22 @@
     </w:p>
     <w:p>
       <w:pPr>
+        <w:pStyle w:val="Heading2"/>
+      </w:pPr>
+      <w:r>
+        <w:t xml:space="preserve">Real-Time Demonstration</w:t>
+      </w:r>
+    </w:p>
+    <w:p>
+      <w:pPr>
+        <w:pStyle w:val="BodyText"/>
+      </w:pPr>
+      <w:r>
+        <w:t xml:space="preserve">Both pipelines were packaged into an interactive real-time demonstration (webcam_demo.py) to satisfy the assignment's live demonstration requirement. It reads a live camera feed or a recorded video, draws each detected box, its predicted class and its confidence score on the frame, and overlays frame rate and the active confidence threshold. Either pipeline can be selected at start-up and swapped at run time without restarting the process, and screenshots or short clips can be captured directly from the running demonstration. This tool is also how the failure described in Section VI-E was found: it surfaced during ordinary use of the demonstration, not from a planned experiment.</w:t>
+      </w:r>
+    </w:p>
+    <w:p>
+      <w:pPr>
         <w:pStyle w:val="Heading1"/>
       </w:pPr>
       <w:r>
@@ -2811,6 +2827,337 @@
     </w:p>
     <w:p>
       <w:pPr>
+        <w:pStyle w:val="Heading2"/>
+      </w:pPr>
+      <w:r>
+        <w:t xml:space="preserve">Hand-Held Cards at Deployment Time</w:t>
+      </w:r>
+    </w:p>
+    <w:p>
+      <w:pPr>
+        <w:pStyle w:val="BodyText"/>
+      </w:pPr>
+      <w:r>
+        <w:t xml:space="preserve">Live use of the real-time demonstration (Section III-D) surfaced a failure absent from every prior test: neither pipeline reliably detects a card held up to the camera in a hand, as opposed to one resting on a table. Diagnosis traced this to two distinct causes that happen to share one root.</w:t>
+      </w:r>
+    </w:p>
+    <w:p>
+      <w:pPr>
+        <w:pStyle w:val="BodyText"/>
+      </w:pPr>
+      <w:r>
+        <w:t xml:space="preserve">For the fine-tuned detector the cause is scale. Every training photograph shows several cards spread on a table, each occupying roughly 5-11% of the frame's linear dimension per side; a card held up to a webcam typically fills 35-90% or more of the frame instead. On real hand-held photographs the detector produced zero boxes at every confidence threshold tested, down to 0.01—not a low-confidence detection but no detection signal at all, which confidence-threshold tuning cannot fix. For the classical pipeline the cause is different: its threshold-and-connected-component stage groups shadowed skin against the card's dark material into a single region, merging hand and card into one blob that fails the aspect-ratio filter or passes it with the wrong shape. A controlled test that varied the detector's area, aspect and border parameters across four settings, including its original unmodified defaults, reproduced this merge identically in every case, showing it is not an artefact of parameter tuning but a structural property of thresholding on brightness and saturation alone. Both failures trace to the same underlying gap: no photograph anywhere in this project's training or evaluation data shows a card held in a hand.</w:t>
+      </w:r>
+    </w:p>
+    <w:p>
+      <w:pPr>
+        <w:pStyle w:val="BodyText"/>
+      </w:pPr>
+      <w:r>
+        <w:t xml:space="preserve">A targeted fix was attempted for the fine-tuned detector, since its failure—unlike the classical detector's—is a property of what it was shown rather than of its detection rule, and is therefore addressable with more representative data. Seventy-two synthetic training images were generated from the same eighteen real photographs already used: each is a crop centred on one existing annotated card, resized so the card fills 35-80% of the new frame, rotated in-plane by up to thirty degrees, and warped by a small random projective transform to approximate an off-axis viewing angle. Every box's label, including for cards other than the one a crop was centred on, was re-derived by mapping its corners through the same transform and taking their axis-aligned bounding box, rather than re-annotated by hand. No new photography was involved.</w:t>
+      </w:r>
+    </w:p>
+    <w:p>
+      <w:pPr>
+        <w:pStyle w:val="tablehead"/>
+      </w:pPr>
+      <w:r>
+        <w:t xml:space="preserve">Detector performance before and after scale+tilt augmentation, on the original held-out split and on six real hand-held photographs. Single run for each configuration; see Section VII-C.</w:t>
+      </w:r>
+    </w:p>
+    <w:tbl>
+      <w:tblPr>
+        <w:tblW w:w="0pt" w:type="auto"/>
+        <w:jc w:val="center"/>
+        <w:tblBorders>
+          <w:top w:val="single" w:sz="4" w:space="0" w:color="auto"/>
+          <w:start w:val="none" w:sz="0" w:space="0" w:color="auto"/>
+          <w:bottom w:val="single" w:sz="4" w:space="0" w:color="auto"/>
+          <w:end w:val="none" w:sz="0" w:space="0" w:color="auto"/>
+          <w:insideH w:val="single" w:sz="2" w:space="0" w:color="auto"/>
+          <w:insideV w:val="none" w:sz="0" w:space="0" w:color="auto"/>
+        </w:tblBorders>
+        <w:tblLayout w:type="fixed"/>
+        <w:tblLook w:firstRow="1" w:lastRow="0" w:firstColumn="0" w:lastColumn="0" w:noHBand="0" w:noVBand="1"/>
+      </w:tblPr>
+      <w:tblGrid>
+        <w:gridCol w:w="3000"/>
+        <w:gridCol w:w="900"/>
+        <w:gridCol w:w="900"/>
+      </w:tblGrid>
+      <w:tr>
+        <w:trPr>
+          <w:cantSplit/>
+          <w:jc w:val="center"/>
+          <w:tblHeader/>
+        </w:trPr>
+        <w:tc>
+          <w:tcPr>
+            <w:tcW w:w="150pt" w:type="dxa"/>
+            <w:vAlign w:val="center"/>
+          </w:tcPr>
+          <w:p>
+            <w:pPr>
+              <w:pStyle w:val="tablecolhead"/>
+            </w:pPr>
+            <w:r>
+              <w:t xml:space="preserve">Measure</w:t>
+            </w:r>
+          </w:p>
+        </w:tc>
+        <w:tc>
+          <w:tcPr>
+            <w:tcW w:w="45pt" w:type="dxa"/>
+            <w:vAlign w:val="center"/>
+          </w:tcPr>
+          <w:p>
+            <w:pPr>
+              <w:pStyle w:val="tablecolhead"/>
+            </w:pPr>
+            <w:r>
+              <w:t xml:space="preserve">Baseline</w:t>
+            </w:r>
+          </w:p>
+        </w:tc>
+        <w:tc>
+          <w:tcPr>
+            <w:tcW w:w="45pt" w:type="dxa"/>
+            <w:vAlign w:val="center"/>
+          </w:tcPr>
+          <w:p>
+            <w:pPr>
+              <w:pStyle w:val="tablecolhead"/>
+            </w:pPr>
+            <w:r>
+              <w:t xml:space="preserve">Scale+tilt</w:t>
+            </w:r>
+          </w:p>
+        </w:tc>
+      </w:tr>
+      <w:tr>
+        <w:trPr>
+          <w:cantSplit/>
+          <w:jc w:val="center"/>
+        </w:trPr>
+        <w:tc>
+          <w:tcPr>
+            <w:tcW w:w="150pt" w:type="dxa"/>
+            <w:vAlign w:val="center"/>
+          </w:tcPr>
+          <w:p>
+            <w:pPr>
+              <w:pStyle w:val="tablecopy"/>
+            </w:pPr>
+            <w:r>
+              <w:t xml:space="preserve">Held-out recall</w:t>
+            </w:r>
+          </w:p>
+        </w:tc>
+        <w:tc>
+          <w:tcPr>
+            <w:tcW w:w="45pt" w:type="dxa"/>
+            <w:vAlign w:val="center"/>
+          </w:tcPr>
+          <w:p>
+            <w:pPr>
+              <w:pStyle w:val="tablecopy"/>
+            </w:pPr>
+            <w:r>
+              <w:t xml:space="preserve">84.7%</w:t>
+            </w:r>
+          </w:p>
+        </w:tc>
+        <w:tc>
+          <w:tcPr>
+            <w:tcW w:w="45pt" w:type="dxa"/>
+            <w:vAlign w:val="center"/>
+          </w:tcPr>
+          <w:p>
+            <w:pPr>
+              <w:pStyle w:val="tablecopy"/>
+            </w:pPr>
+            <w:r>
+              <w:t xml:space="preserve">100%</w:t>
+            </w:r>
+          </w:p>
+        </w:tc>
+      </w:tr>
+      <w:tr>
+        <w:trPr>
+          <w:cantSplit/>
+          <w:jc w:val="center"/>
+        </w:trPr>
+        <w:tc>
+          <w:tcPr>
+            <w:tcW w:w="150pt" w:type="dxa"/>
+            <w:vAlign w:val="center"/>
+          </w:tcPr>
+          <w:p>
+            <w:pPr>
+              <w:pStyle w:val="tablecopy"/>
+            </w:pPr>
+            <w:r>
+              <w:t xml:space="preserve">Held-out cls. given det.</w:t>
+            </w:r>
+          </w:p>
+        </w:tc>
+        <w:tc>
+          <w:tcPr>
+            <w:tcW w:w="45pt" w:type="dxa"/>
+            <w:vAlign w:val="center"/>
+          </w:tcPr>
+          <w:p>
+            <w:pPr>
+              <w:pStyle w:val="tablecopy"/>
+            </w:pPr>
+            <w:r>
+              <w:t xml:space="preserve">90.2%</w:t>
+            </w:r>
+          </w:p>
+        </w:tc>
+        <w:tc>
+          <w:tcPr>
+            <w:tcW w:w="45pt" w:type="dxa"/>
+            <w:vAlign w:val="center"/>
+          </w:tcPr>
+          <w:p>
+            <w:pPr>
+              <w:pStyle w:val="tablecopy"/>
+            </w:pPr>
+            <w:r>
+              <w:t xml:space="preserve">100%</w:t>
+            </w:r>
+          </w:p>
+        </w:tc>
+      </w:tr>
+      <w:tr>
+        <w:trPr>
+          <w:cantSplit/>
+          <w:jc w:val="center"/>
+        </w:trPr>
+        <w:tc>
+          <w:tcPr>
+            <w:tcW w:w="150pt" w:type="dxa"/>
+            <w:vAlign w:val="center"/>
+          </w:tcPr>
+          <w:p>
+            <w:pPr>
+              <w:pStyle w:val="tablecopy"/>
+            </w:pPr>
+            <w:r>
+              <w:t xml:space="preserve">Hand-held photos, any detection</w:t>
+            </w:r>
+          </w:p>
+        </w:tc>
+        <w:tc>
+          <w:tcPr>
+            <w:tcW w:w="45pt" w:type="dxa"/>
+            <w:vAlign w:val="center"/>
+          </w:tcPr>
+          <w:p>
+            <w:pPr>
+              <w:pStyle w:val="tablecopy"/>
+            </w:pPr>
+            <w:r>
+              <w:t xml:space="preserve">0 / 6</w:t>
+            </w:r>
+          </w:p>
+        </w:tc>
+        <w:tc>
+          <w:tcPr>
+            <w:tcW w:w="45pt" w:type="dxa"/>
+            <w:vAlign w:val="center"/>
+          </w:tcPr>
+          <w:p>
+            <w:pPr>
+              <w:pStyle w:val="tablecopy"/>
+            </w:pPr>
+            <w:r>
+              <w:t xml:space="preserve">5 / 6</w:t>
+            </w:r>
+          </w:p>
+        </w:tc>
+      </w:tr>
+      <w:tr>
+        <w:trPr>
+          <w:cantSplit/>
+          <w:jc w:val="center"/>
+        </w:trPr>
+        <w:tc>
+          <w:tcPr>
+            <w:tcW w:w="150pt" w:type="dxa"/>
+            <w:vAlign w:val="center"/>
+          </w:tcPr>
+          <w:p>
+            <w:pPr>
+              <w:pStyle w:val="tablecopy"/>
+            </w:pPr>
+            <w:r>
+              <w:t xml:space="preserve">Hand-held photos, correctly classified</w:t>
+            </w:r>
+          </w:p>
+        </w:tc>
+        <w:tc>
+          <w:tcPr>
+            <w:tcW w:w="45pt" w:type="dxa"/>
+            <w:vAlign w:val="center"/>
+          </w:tcPr>
+          <w:p>
+            <w:pPr>
+              <w:pStyle w:val="tablecopy"/>
+            </w:pPr>
+            <w:r>
+              <w:t xml:space="preserve">0 / 6</w:t>
+            </w:r>
+          </w:p>
+        </w:tc>
+        <w:tc>
+          <w:tcPr>
+            <w:tcW w:w="45pt" w:type="dxa"/>
+            <w:vAlign w:val="center"/>
+          </w:tcPr>
+          <w:p>
+            <w:pPr>
+              <w:pStyle w:val="tablecopy"/>
+            </w:pPr>
+            <w:r>
+              <w:t xml:space="preserve">2 / 6</w:t>
+            </w:r>
+          </w:p>
+        </w:tc>
+      </w:tr>
+    </w:tbl>
+    <w:p>
+      <w:pPr>
+        <w:pStyle w:val="BodyText"/>
+      </w:pPr>
+    </w:p>
+    <w:p>
+      <w:pPr>
+        <w:pStyle w:val="BodyText"/>
+      </w:pPr>
+      <w:r>
+        <w:t xml:space="preserve">Retraining on the enlarged set left held-out performance unchanged or improved—recall and classification-given-detection both reached 100% on the original nine-photograph split, though a jump this size on a 72-instance set from a single run should be read cautiously, consistent with this report's treatment of small-sample single-run figures elsewhere. On the six real hand-held photographs, where the baseline produced no detections whatsoever, the retrained detector produced a detection on five, two of which were also correctly classified, one at a confidence above the demonstration's default threshold. This is a genuine but partial result: three of the five detections were misclassified, and the underlying scale gap is narrowed rather than eliminated.</w:t>
+      </w:r>
+    </w:p>
+    <w:p>
+      <w:pPr>
+        <w:pStyle w:val="BodyText"/>
+      </w:pPr>
+      <w:r>
+        <w:t xml:space="preserve">One further attempt is reported because it failed instructively. Section V-B's pipeline comparison shows the from-scratch classifier reading correctly-detected symbols more accurately than YOLO's own head, so pairing the retrained detector's localisation with that classifier seemed a natural way to combine the fix above with the project's more accurate classifier. On three sampled hand-held photographs it did the opposite: none were correctly classified, against two of three for the detector's own head, and the wrong answers carried higher confidence, up to 0.99, than the correct answers they replaced. The cause is that the retrained detector's hand-held boxes, while real, are imprecise—one measured 1226 by 671 pixels on a roughly 1280 by 720 frame, closer to "somewhere in this image" than a tight box—and the classifier's convex-hull segmentation stage requires a tight single-card crop to locate the correct region. A loose box causes it to segment confidently and wrongly, an instance of the same confident-misclassification pattern as the flash case in Section VI-A, now triggered by an imprecise box rather than an imprecise photograph. The demonstration therefore uses the retrained detector's own classification, despite it being the less accurate classifier everywhere else in this project.</w:t>
+      </w:r>
+    </w:p>
+    <w:p>
+      <w:pPr>
+        <w:pStyle w:val="BodyText"/>
+      </w:pPr>
+      <w:r>
+        <w:t xml:space="preserve">This episode is a sharper version of the argument developed in Section VII-B: a detector shown insufficient training diversity does not merely perform worse, it can fail completely, and synthetic diversity constructed from data already on hand recovers a real fraction of that capability without any architectural change. It also shows the limit of that argument: recovering detection did not recover classification, and the classical detector's hand-shadow merge, being a property of a hand-specified rule rather than of training data, is not addressable by this kind of fix at all.</w:t>
+      </w:r>
+    </w:p>
+    <w:p>
+      <w:pPr>
         <w:pStyle w:val="Heading1"/>
       </w:pPr>
       <w:r>
@@ -2878,7 +3225,7 @@
         <w:pStyle w:val="BodyText"/>
       </w:pPr>
       <w:r>
-        <w:t xml:space="preserve">Several limitations should be stated plainly. Only one detector training run was performed, so the detector figures are single-run and, by this report's own argument, should be treated with the caution applied to the classifier's single-run numbers. The detector experiments are consequently thinner than the classifier experiments: the data-volume, duration and architecture experiments were conducted on the classifier, and equivalents for the detector remain to be run. The held-out set of nine photographs and 72 instances is small, and per-class conclusions drawn from one or two instances are weak. Finally, the classical pipeline's apparent superiority is specific to this deck and these conditions; it depends on an assumption—dark, matte cards on lighter backgrounds—that the flash experiment shows is easy to break.</w:t>
+        <w:t xml:space="preserve">Several limitations should be stated plainly. Only one training run was performed per detector configuration reported, baseline and scale+tilt augmented alike, so the detector figures are single-run and, by this report's own argument, should be treated with the caution applied to the classifier's single-run numbers—the jump to 100% held-out recall and classification in Section VI-E is the figure most in need of that caution. The detector experiments are consequently thinner than the classifier experiments: the data-volume, duration and architecture experiments were conducted on the classifier, and equivalents for the detector remain to be run. The held-out set of nine photographs and 72 instances is small, and per-class conclusions drawn from one or two instances are weak. Finally, the classical pipeline's apparent superiority is specific to this deck and these conditions; it depends on an assumption—dark, matte cards on lighter backgrounds—that the flash experiment shows is easy to break.</w:t>
       </w:r>
     </w:p>
     <w:p>
@@ -2894,7 +3241,7 @@
         <w:pStyle w:val="BodyText"/>
       </w:pPr>
       <w:r>
-        <w:t xml:space="preserve">Four directions follow directly from the results. First, retrain the detector with flipping disabled and rotation enabled, and measure the effect on the arrow and letter classes. Second, add the forty unused photographs and re-measure both recall and out-of-distribution behaviour, testing the diagnosis in Section VII-B. Third, replace the threshold-based segmentation with a learned segmenter such as U-Net [4] or a promptable model such as Segment Anything [5], which would not depend on the dark-background assumption that the flash case defeats. Fourth, run the detector across seeds so its figures carry the same reliability as the classifier's.</w:t>
+        <w:t xml:space="preserve">Four directions follow directly from the results. First, retrain the detector with flipping disabled and rotation enabled, and measure the effect on the arrow and letter classes. Second, add the forty unused photographs and re-measure both recall and out-of-distribution behaviour, testing the diagnosis in Section VII-B. Third, replace the threshold-based segmentation with a learned segmenter such as U-Net [4] or a promptable model such as Segment Anything [5], which would not depend on the dark-background assumption that the flash case defeats. Fourth, run the detector across seeds so its figures carry the same reliability as the classifier's. Fifth, address the two remaining gaps from Section VI-E directly: constrain the scale+tilt augmentation to also produce tighter boxes on largely-empty backgrounds, since loose boxes are what currently rules out pairing it with the more accurate classifier, and address the classical detector's hand-shadow merge at the segmentation stage itself, for example by excluding skin-tone pixels before thresholding, since no amount of additional training data can fix a hand-specified rule.</w:t>
       </w:r>
     </w:p>
     <w:p>
@@ -2923,6 +3270,14 @@
     </w:p>
     <w:p>
       <w:pPr>
+        <w:pStyle w:val="BodyText"/>
+      </w:pPr>
+      <w:r>
+        <w:t xml:space="preserve">A final, unplanned test reinforced the same argument from a different angle. Live use of the real-time demonstration showed both pipelines fail to detect a card held in the hand rather than resting on a table, for two different low-level reasons that shared one root cause: no training or evaluation photograph in this project showed a hand-held card. A purely data-side fix—synthetic scale, rotation and perspective augmentation of photographs already collected, with no new photography—recovered detection on most hand-held test cases where none existed before, but did not recover reliable classification, and revealed that a detector's own imprecise localisation can defeat a more accurate classifier downstream of it. Both outcomes are further evidence for this report's central claim, that data diversity rather than architecture was the binding constraint throughout.</w:t>
+      </w:r>
+    </w:p>
+    <w:p>
+      <w:pPr>
         <w:pStyle w:val="Heading1"/>
       </w:pPr>
       <w:r>
@@ -2950,7 +3305,7 @@
         <w:pStyle w:val="BodyText"/>
       </w:pPr>
       <w:r>
-        <w:t xml:space="preserve">What it was used for: assistance in writing and debugging Python code for the segmentation pipeline, the classifier, the dataset-preparation and annotation-verification scripts, the YOLO training and evaluation scripts, and the evaluation harness; assistance in diagnosing failures, including the tilted-card and edge-touching segmentation defects and the corrupted training crops; discussion of experimental design and of how to report results honestly; and drafting assistance for this report.</w:t>
+        <w:t xml:space="preserve">What it was used for: assistance in writing and debugging Python code for the segmentation pipeline, the classifier, the dataset-preparation and annotation-verification scripts, the YOLO training and evaluation scripts, the real-time demonstration, and the evaluation harness; assistance in diagnosing failures, including the tilted-card and edge-touching segmentation defects, the corrupted training crops, and the hand-held card detection failure described in Section VI-E, traced through live testing of the real-time demonstration to two distinct causes; implementation of a synthetic scale, rotation and perspective augmentation to address one of them; discussion of experimental design and of how to report results honestly, including the decision to report the unsuccessful detector-plus-classifier combination in Section VI-E rather than omit it; and drafting assistance for this report.</w:t>
       </w:r>
     </w:p>
     <w:p>

--- a/report_build/CT3205_Assignment1_Report_DRAFT.docx
+++ b/report_build/CT3205_Assignment1_Report_DRAFT.docx
@@ -60,7 +60,7 @@
         <w:pStyle w:val="Abstract"/>
       </w:pPr>
       <w:r>
-        <w:t xml:space="preserve">Abstract—This report presents a custom object detection system for text symbols, built on a YOLOv8n detector adapted by transfer learning from COCO-pretrained weights to a 29-class dataset of photographed symbol cards. The dataset was captured, annotated and verified as part of the work, comprising 27 multi-symbol photographs containing 323 annotated instances. The fine-tuned detector reaches mAP@0.5 of 0.914 and mAP@0.5:0.95 of 0.894 on a held-out split, with markedly uneven per-class recall. Beyond the required baseline, a second, independent pipeline was implemented for comparison: a classical segmentation stage (colour-invariant thresholding and convex-hull reconstruction) feeding a small convolutional classifier trained from scratch. Evaluating both on an identical held-out set, and separating detection from classification rather than reporting one blended figure, shows the classical detector recovering 100% of instances against YOLO's 84.7%, while the dedicated classifier reads correctly-detected symbols slightly more accurately than YOLO's own head (94.4% versus 90.2%). Testing under adverse conditions reverses expectations further: on three photographs taken against previously unseen backgrounds, the fine-tuned detector produced no detections at all, while the hand-specified geometric rule succeeded on two. The results are interpreted as a consequence of limited training diversity rather than of architecture, and an inappropriate default augmentation setting is identified as a likely contributor. Live use of the accompanying real-time demonstration surfaced a further failure—neither pipeline reliably detects a card held in the hand rather than resting on a table—and a synthetic scale, rotation and perspective augmentation of the existing photographs is shown to recover the fine-tuned detector's ability to localise such cards on most test cases, though not yet its ability to classify them reliably.</w:t>
+        <w:t xml:space="preserve">Abstract—This report presents a custom object detection system for text symbols, built on a YOLOv8n detector adapted by transfer learning from COCO-pretrained weights to a 29-class dataset of photographed symbol cards. The dataset was captured, annotated and verified as part of the work, comprising 27 multi-symbol photographs containing 323 annotated instances. The fine-tuned detector reaches mAP@0.5 of 0.914 and mAP@0.5:0.95 of 0.894 on a held-out split, with markedly uneven per-class recall. Beyond the required baseline, a second, independent pipeline was implemented for comparison: a classical segmentation stage (colour-invariant thresholding and convex-hull reconstruction) feeding a small convolutional classifier trained from scratch. Evaluating both on an identical held-out set, and separating detection from classification rather than reporting one blended figure, shows the classical detector recovering 100% of instances against YOLO's 84.7%, while the dedicated classifier reads correctly-detected symbols slightly more accurately than YOLO's own head (94.4% versus 90.2%). Testing under adverse conditions reverses expectations further: on three photographs taken against previously unseen backgrounds, the fine-tuned detector produced no detections at all, while the hand-specified geometric rule succeeded on two. The results are interpreted as a consequence of limited training diversity rather than of architecture, and an inappropriate default augmentation setting is identified as a likely contributor. Live use of the accompanying real-time demonstration surfaced a further failure—neither pipeline reliably detects a card held in the hand rather than resting on a table—and a synthetic scale, rotation and perspective augmentation of the existing photographs is shown to recover the fine-tuned detector's ability to localise such cards on most test cases, though not yet its ability to classify them reliably. A second round of testing finds a sharper fix for the same class of problem: re-training the detector on the 211 individually-cropped real photographs already used by the comparison classifier—material the detector had never seen, despite being drawn from the identical source photographs—raises correct real-world detection-and-classification from 1 of 8 to 7 of 8 sampled hand-held and novel-background test photographs, exceeding a synthetic-augmentation variant of the same experiment (2 of 8) without cost to held-out performance. This same round of live testing also finds that only the detector, never the comparison classifier, is able to recognise the dataset's pictographic symbols at all, and surfaces further, still-unconfirmed evidence for the augmentation hypothesis above.</w:t>
       </w:r>
     </w:p>
     <w:p>
@@ -69,6 +69,23 @@
       </w:pPr>
       <w:r>
         <w:t xml:space="preserve">Keywords—object detection, YOLO, transfer learning, convolutional neural networks, symbol recognition, data augmentation, failure analysis</w:t>
+      </w:r>
+    </w:p>
+    <w:p>
+      <w:pPr>
+        <w:pStyle w:val="BodyText"/>
+      </w:pPr>
+      <w:r>
+        <w:rPr>
+          <w:b/>
+        </w:rPr>
+        <w:t xml:space="preserve">Revision 2 note: </w:t>
+      </w:r>
+      <w:r>
+        <w:rPr>
+          <w:i/>
+        </w:rPr>
+        <w:t xml:space="preserve">this revision adds a further dataset experiment for the detector (Sections III-E, V-F) and a second round of real-time testing (Section VI-F), with corresponding updates to the Discussion, Conclusion and AI Usage Declaration. Material from the original submission is otherwise unchanged.</w:t>
       </w:r>
     </w:p>
     <w:p>
@@ -1307,6 +1324,30 @@
     </w:p>
     <w:p>
       <w:pPr>
+        <w:pStyle w:val="Heading2"/>
+      </w:pPr>
+      <w:r>
+        <w:t xml:space="preserve">Real-Photo Diversity for the Detector</w:t>
+      </w:r>
+    </w:p>
+    <w:p>
+      <w:pPr>
+        <w:pStyle w:val="BodyText"/>
+      </w:pPr>
+      <w:r>
+        <w:t xml:space="preserve">Section VI-E's synthetic augmentation fixed part of the hand-held failure by manufacturing scale and angle variety from the same eighteen source photographs. A separate question is whether the detector benefits from real photographic diversity it has simply never been shown—specifically, the 211 individually-cropped card photographs the comparison classifier already trains on (Section II-E), built from the identical three photography sessions but never previously reformatted for detection. Each crop shows one card generously padded against its background, so it fills a much larger fraction of frame than any instance in the eighteen whole-photo training images; unlike the synthetic crops, the lighting, shadow and framing in each is genuinely distinct, not re-derived from the same pixels.</w:t>
+      </w:r>
+    </w:p>
+    <w:p>
+      <w:pPr>
+        <w:pStyle w:val="BodyText"/>
+      </w:pPr>
+      <w:r>
+        <w:t xml:space="preserve">Converting these into detection training data is not a direct relabelling, because several of them still show a sliver of a neighbouring card in the padding margin. Each crop is re-processed with the same classical detector used elsewhere in this project, with its area and aspect bounds widened to suit a single frame-filling card rather than a busy multi-card photograph; the largest detected region is kept as the card regardless of whether a second, smaller region is also found—inspection showed these secondary regions are usually a glyph's own enclosed loop (as in D, G, 6 or 9) registering as a separate dark island under the same threshold, not a second card—and the crop is re-cut tightly around that region so any genuine neighbour is excluded rather than left in frame and unlabelled. All 211 crops converted successfully by this method, verified by re-rendering a sample of the results with their boxes drawn on. Combined with the original eighteen whole-photo images, this yields 229 real training images—still using the same nine held-out photographs for validation as every other detector variant in this report—fine-tuned from the same COCO-pretrained checkpoint under an otherwise identical configuration to the baseline.</w:t>
+      </w:r>
+    </w:p>
+    <w:p>
+      <w:pPr>
         <w:pStyle w:val="Heading1"/>
       </w:pPr>
       <w:r>
@@ -2679,6 +2720,536 @@
     </w:p>
     <w:p>
       <w:pPr>
+        <w:pStyle w:val="Heading2"/>
+      </w:pPr>
+      <w:r>
+        <w:t xml:space="preserve">Effect of Real Photographic Diversity on the Detector</w:t>
+      </w:r>
+    </w:p>
+    <w:p>
+      <w:pPr>
+        <w:pStyle w:val="tablehead"/>
+      </w:pPr>
+      <w:r>
+        <w:t xml:space="preserve">Held-out performance of the baseline detector against the two data-diversity variants (Section III-E and Section VI-E). All three use the identical nine-photograph validation split.</w:t>
+      </w:r>
+    </w:p>
+    <w:tbl>
+      <w:tblPr>
+        <w:tblW w:w="0pt" w:type="auto"/>
+        <w:jc w:val="center"/>
+        <w:tblBorders>
+          <w:top w:val="single" w:sz="4" w:space="0" w:color="auto"/>
+          <w:start w:val="none" w:sz="0" w:space="0" w:color="auto"/>
+          <w:bottom w:val="single" w:sz="4" w:space="0" w:color="auto"/>
+          <w:end w:val="none" w:sz="0" w:space="0" w:color="auto"/>
+          <w:insideH w:val="single" w:sz="2" w:space="0" w:color="auto"/>
+          <w:insideV w:val="none" w:sz="0" w:space="0" w:color="auto"/>
+        </w:tblBorders>
+        <w:tblLayout w:type="fixed"/>
+        <w:tblLook w:firstRow="1" w:lastRow="0" w:firstColumn="0" w:lastColumn="0" w:noHBand="0" w:noVBand="1"/>
+      </w:tblPr>
+      <w:tblGrid>
+        <w:gridCol w:w="1800"/>
+        <w:gridCol w:w="1000"/>
+        <w:gridCol w:w="1000"/>
+        <w:gridCol w:w="1000"/>
+      </w:tblGrid>
+      <w:tr>
+        <w:trPr>
+          <w:cantSplit/>
+          <w:jc w:val="center"/>
+          <w:tblHeader/>
+        </w:trPr>
+        <w:tc>
+          <w:tcPr>
+            <w:tcW w:w="90pt" w:type="dxa"/>
+            <w:vAlign w:val="center"/>
+          </w:tcPr>
+          <w:p>
+            <w:pPr>
+              <w:pStyle w:val="tablecolhead"/>
+            </w:pPr>
+            <w:r>
+              <w:t xml:space="preserve">Measure</w:t>
+            </w:r>
+          </w:p>
+        </w:tc>
+        <w:tc>
+          <w:tcPr>
+            <w:tcW w:w="50pt" w:type="dxa"/>
+            <w:vAlign w:val="center"/>
+          </w:tcPr>
+          <w:p>
+            <w:pPr>
+              <w:pStyle w:val="tablecolhead"/>
+            </w:pPr>
+            <w:r>
+              <w:t xml:space="preserve">Baseline</w:t>
+            </w:r>
+          </w:p>
+        </w:tc>
+        <w:tc>
+          <w:tcPr>
+            <w:tcW w:w="50pt" w:type="dxa"/>
+            <w:vAlign w:val="center"/>
+          </w:tcPr>
+          <w:p>
+            <w:pPr>
+              <w:pStyle w:val="tablecolhead"/>
+            </w:pPr>
+            <w:r>
+              <w:t xml:space="preserve">Scale+tilt</w:t>
+            </w:r>
+          </w:p>
+        </w:tc>
+        <w:tc>
+          <w:tcPr>
+            <w:tcW w:w="50pt" w:type="dxa"/>
+            <w:vAlign w:val="center"/>
+          </w:tcPr>
+          <w:p>
+            <w:pPr>
+              <w:pStyle w:val="tablecolhead"/>
+            </w:pPr>
+            <w:r>
+              <w:t xml:space="preserve">All-real</w:t>
+            </w:r>
+          </w:p>
+        </w:tc>
+      </w:tr>
+      <w:tr>
+        <w:trPr>
+          <w:cantSplit/>
+          <w:jc w:val="center"/>
+        </w:trPr>
+        <w:tc>
+          <w:tcPr>
+            <w:tcW w:w="90pt" w:type="dxa"/>
+            <w:vAlign w:val="center"/>
+          </w:tcPr>
+          <w:p>
+            <w:pPr>
+              <w:pStyle w:val="tablecopy"/>
+            </w:pPr>
+            <w:r>
+              <w:t xml:space="preserve">Held-out recall</w:t>
+            </w:r>
+          </w:p>
+        </w:tc>
+        <w:tc>
+          <w:tcPr>
+            <w:tcW w:w="50pt" w:type="dxa"/>
+            <w:vAlign w:val="center"/>
+          </w:tcPr>
+          <w:p>
+            <w:pPr>
+              <w:pStyle w:val="tablecopy"/>
+            </w:pPr>
+            <w:r>
+              <w:t xml:space="preserve">84.7%</w:t>
+            </w:r>
+          </w:p>
+        </w:tc>
+        <w:tc>
+          <w:tcPr>
+            <w:tcW w:w="50pt" w:type="dxa"/>
+            <w:vAlign w:val="center"/>
+          </w:tcPr>
+          <w:p>
+            <w:pPr>
+              <w:pStyle w:val="tablecopy"/>
+            </w:pPr>
+            <w:r>
+              <w:t xml:space="preserve">100%</w:t>
+            </w:r>
+          </w:p>
+        </w:tc>
+        <w:tc>
+          <w:tcPr>
+            <w:tcW w:w="50pt" w:type="dxa"/>
+            <w:vAlign w:val="center"/>
+          </w:tcPr>
+          <w:p>
+            <w:pPr>
+              <w:pStyle w:val="tablecopy"/>
+            </w:pPr>
+            <w:r>
+              <w:t xml:space="preserve">98.6%</w:t>
+            </w:r>
+          </w:p>
+        </w:tc>
+      </w:tr>
+      <w:tr>
+        <w:trPr>
+          <w:cantSplit/>
+          <w:jc w:val="center"/>
+        </w:trPr>
+        <w:tc>
+          <w:tcPr>
+            <w:tcW w:w="90pt" w:type="dxa"/>
+            <w:vAlign w:val="center"/>
+          </w:tcPr>
+          <w:p>
+            <w:pPr>
+              <w:pStyle w:val="tablecopy"/>
+            </w:pPr>
+            <w:r>
+              <w:t xml:space="preserve">Held-out cls. given det.</w:t>
+            </w:r>
+          </w:p>
+        </w:tc>
+        <w:tc>
+          <w:tcPr>
+            <w:tcW w:w="50pt" w:type="dxa"/>
+            <w:vAlign w:val="center"/>
+          </w:tcPr>
+          <w:p>
+            <w:pPr>
+              <w:pStyle w:val="tablecopy"/>
+            </w:pPr>
+            <w:r>
+              <w:t xml:space="preserve">90.2%</w:t>
+            </w:r>
+          </w:p>
+        </w:tc>
+        <w:tc>
+          <w:tcPr>
+            <w:tcW w:w="50pt" w:type="dxa"/>
+            <w:vAlign w:val="center"/>
+          </w:tcPr>
+          <w:p>
+            <w:pPr>
+              <w:pStyle w:val="tablecopy"/>
+            </w:pPr>
+            <w:r>
+              <w:t xml:space="preserve">100%</w:t>
+            </w:r>
+          </w:p>
+        </w:tc>
+        <w:tc>
+          <w:tcPr>
+            <w:tcW w:w="50pt" w:type="dxa"/>
+            <w:vAlign w:val="center"/>
+          </w:tcPr>
+          <w:p>
+            <w:pPr>
+              <w:pStyle w:val="tablecopy"/>
+            </w:pPr>
+            <w:r>
+              <w:t xml:space="preserve">98.6%</w:t>
+            </w:r>
+          </w:p>
+        </w:tc>
+      </w:tr>
+      <w:tr>
+        <w:trPr>
+          <w:cantSplit/>
+          <w:jc w:val="center"/>
+        </w:trPr>
+        <w:tc>
+          <w:tcPr>
+            <w:tcW w:w="90pt" w:type="dxa"/>
+            <w:vAlign w:val="center"/>
+          </w:tcPr>
+          <w:p>
+            <w:pPr>
+              <w:pStyle w:val="tablecopy"/>
+            </w:pPr>
+            <w:r>
+              <w:t xml:space="preserve">Held-out overall</w:t>
+            </w:r>
+          </w:p>
+        </w:tc>
+        <w:tc>
+          <w:tcPr>
+            <w:tcW w:w="50pt" w:type="dxa"/>
+            <w:vAlign w:val="center"/>
+          </w:tcPr>
+          <w:p>
+            <w:pPr>
+              <w:pStyle w:val="tablecopy"/>
+            </w:pPr>
+            <w:r>
+              <w:t xml:space="preserve">76.4%</w:t>
+            </w:r>
+          </w:p>
+        </w:tc>
+        <w:tc>
+          <w:tcPr>
+            <w:tcW w:w="50pt" w:type="dxa"/>
+            <w:vAlign w:val="center"/>
+          </w:tcPr>
+          <w:p>
+            <w:pPr>
+              <w:pStyle w:val="tablecopy"/>
+            </w:pPr>
+            <w:r>
+              <w:t xml:space="preserve">100%</w:t>
+            </w:r>
+          </w:p>
+        </w:tc>
+        <w:tc>
+          <w:tcPr>
+            <w:tcW w:w="50pt" w:type="dxa"/>
+            <w:vAlign w:val="center"/>
+          </w:tcPr>
+          <w:p>
+            <w:pPr>
+              <w:pStyle w:val="tablecopy"/>
+            </w:pPr>
+            <w:r>
+              <w:t xml:space="preserve">97.2%</w:t>
+            </w:r>
+          </w:p>
+        </w:tc>
+      </w:tr>
+    </w:tbl>
+    <w:p>
+      <w:pPr>
+        <w:pStyle w:val="BodyText"/>
+      </w:pPr>
+    </w:p>
+    <w:p>
+      <w:pPr>
+        <w:pStyle w:val="tablehead"/>
+      </w:pPr>
+      <w:r>
+        <w:t xml:space="preserve">Detection-and-classification correctness on eight sampled real-world photographs (six hand-held, two on a novel background—see Section VI-F), at the demonstration's default 0.25 confidence threshold. Single run for each configuration; see Section VII-C.</w:t>
+      </w:r>
+    </w:p>
+    <w:tbl>
+      <w:tblPr>
+        <w:tblW w:w="0pt" w:type="auto"/>
+        <w:jc w:val="center"/>
+        <w:tblBorders>
+          <w:top w:val="single" w:sz="4" w:space="0" w:color="auto"/>
+          <w:start w:val="none" w:sz="0" w:space="0" w:color="auto"/>
+          <w:bottom w:val="single" w:sz="4" w:space="0" w:color="auto"/>
+          <w:end w:val="none" w:sz="0" w:space="0" w:color="auto"/>
+          <w:insideH w:val="single" w:sz="2" w:space="0" w:color="auto"/>
+          <w:insideV w:val="none" w:sz="0" w:space="0" w:color="auto"/>
+        </w:tblBorders>
+        <w:tblLayout w:type="fixed"/>
+        <w:tblLook w:firstRow="1" w:lastRow="0" w:firstColumn="0" w:lastColumn="0" w:noHBand="0" w:noVBand="1"/>
+      </w:tblPr>
+      <w:tblGrid>
+        <w:gridCol w:w="1800"/>
+        <w:gridCol w:w="1000"/>
+        <w:gridCol w:w="1000"/>
+        <w:gridCol w:w="1000"/>
+      </w:tblGrid>
+      <w:tr>
+        <w:trPr>
+          <w:cantSplit/>
+          <w:jc w:val="center"/>
+          <w:tblHeader/>
+        </w:trPr>
+        <w:tc>
+          <w:tcPr>
+            <w:tcW w:w="90pt" w:type="dxa"/>
+            <w:vAlign w:val="center"/>
+          </w:tcPr>
+          <w:p>
+            <w:pPr>
+              <w:pStyle w:val="tablecolhead"/>
+            </w:pPr>
+            <w:r>
+              <w:t xml:space="preserve">Measure</w:t>
+            </w:r>
+          </w:p>
+        </w:tc>
+        <w:tc>
+          <w:tcPr>
+            <w:tcW w:w="50pt" w:type="dxa"/>
+            <w:vAlign w:val="center"/>
+          </w:tcPr>
+          <w:p>
+            <w:pPr>
+              <w:pStyle w:val="tablecolhead"/>
+            </w:pPr>
+            <w:r>
+              <w:t xml:space="preserve">Baseline</w:t>
+            </w:r>
+          </w:p>
+        </w:tc>
+        <w:tc>
+          <w:tcPr>
+            <w:tcW w:w="50pt" w:type="dxa"/>
+            <w:vAlign w:val="center"/>
+          </w:tcPr>
+          <w:p>
+            <w:pPr>
+              <w:pStyle w:val="tablecolhead"/>
+            </w:pPr>
+            <w:r>
+              <w:t xml:space="preserve">Scale+tilt</w:t>
+            </w:r>
+          </w:p>
+        </w:tc>
+        <w:tc>
+          <w:tcPr>
+            <w:tcW w:w="50pt" w:type="dxa"/>
+            <w:vAlign w:val="center"/>
+          </w:tcPr>
+          <w:p>
+            <w:pPr>
+              <w:pStyle w:val="tablecolhead"/>
+            </w:pPr>
+            <w:r>
+              <w:t xml:space="preserve">All-real</w:t>
+            </w:r>
+          </w:p>
+        </w:tc>
+      </w:tr>
+      <w:tr>
+        <w:trPr>
+          <w:cantSplit/>
+          <w:jc w:val="center"/>
+        </w:trPr>
+        <w:tc>
+          <w:tcPr>
+            <w:tcW w:w="90pt" w:type="dxa"/>
+            <w:vAlign w:val="center"/>
+          </w:tcPr>
+          <w:p>
+            <w:pPr>
+              <w:pStyle w:val="tablecopy"/>
+            </w:pPr>
+            <w:r>
+              <w:t xml:space="preserve">Sampled real-world photos correct</w:t>
+            </w:r>
+          </w:p>
+        </w:tc>
+        <w:tc>
+          <w:tcPr>
+            <w:tcW w:w="50pt" w:type="dxa"/>
+            <w:vAlign w:val="center"/>
+          </w:tcPr>
+          <w:p>
+            <w:pPr>
+              <w:pStyle w:val="tablecopy"/>
+            </w:pPr>
+            <w:r>
+              <w:t xml:space="preserve">1 / 8</w:t>
+            </w:r>
+          </w:p>
+        </w:tc>
+        <w:tc>
+          <w:tcPr>
+            <w:tcW w:w="50pt" w:type="dxa"/>
+            <w:vAlign w:val="center"/>
+          </w:tcPr>
+          <w:p>
+            <w:pPr>
+              <w:pStyle w:val="tablecopy"/>
+            </w:pPr>
+            <w:r>
+              <w:t xml:space="preserve">2 / 8</w:t>
+            </w:r>
+          </w:p>
+        </w:tc>
+        <w:tc>
+          <w:tcPr>
+            <w:tcW w:w="50pt" w:type="dxa"/>
+            <w:vAlign w:val="center"/>
+          </w:tcPr>
+          <w:p>
+            <w:pPr>
+              <w:pStyle w:val="tablecopy"/>
+            </w:pPr>
+            <w:r>
+              <w:t xml:space="preserve">7 / 8</w:t>
+            </w:r>
+          </w:p>
+        </w:tc>
+      </w:tr>
+      <w:tr>
+        <w:trPr>
+          <w:cantSplit/>
+          <w:jc w:val="center"/>
+        </w:trPr>
+        <w:tc>
+          <w:tcPr>
+            <w:tcW w:w="90pt" w:type="dxa"/>
+            <w:vAlign w:val="center"/>
+          </w:tcPr>
+          <w:p>
+            <w:pPr>
+              <w:pStyle w:val="tablecopy"/>
+            </w:pPr>
+            <w:r>
+              <w:t xml:space="preserve">Confidence on a correct hit</w:t>
+            </w:r>
+          </w:p>
+        </w:tc>
+        <w:tc>
+          <w:tcPr>
+            <w:tcW w:w="50pt" w:type="dxa"/>
+            <w:vAlign w:val="center"/>
+          </w:tcPr>
+          <w:p>
+            <w:pPr>
+              <w:pStyle w:val="tablecopy"/>
+            </w:pPr>
+            <w:r>
+              <w:t xml:space="preserve">0.40</w:t>
+            </w:r>
+          </w:p>
+        </w:tc>
+        <w:tc>
+          <w:tcPr>
+            <w:tcW w:w="50pt" w:type="dxa"/>
+            <w:vAlign w:val="center"/>
+          </w:tcPr>
+          <w:p>
+            <w:pPr>
+              <w:pStyle w:val="tablecopy"/>
+            </w:pPr>
+            <w:r>
+              <w:t xml:space="preserve">0.26-0.42</w:t>
+            </w:r>
+          </w:p>
+        </w:tc>
+        <w:tc>
+          <w:tcPr>
+            <w:tcW w:w="50pt" w:type="dxa"/>
+            <w:vAlign w:val="center"/>
+          </w:tcPr>
+          <w:p>
+            <w:pPr>
+              <w:pStyle w:val="tablecopy"/>
+            </w:pPr>
+            <w:r>
+              <w:t xml:space="preserve">0.41-0.98</w:t>
+            </w:r>
+          </w:p>
+        </w:tc>
+      </w:tr>
+    </w:tbl>
+    <w:p>
+      <w:pPr>
+        <w:pStyle w:val="BodyText"/>
+      </w:pPr>
+    </w:p>
+    <w:p>
+      <w:pPr>
+        <w:pStyle w:val="BodyText"/>
+      </w:pPr>
+      <w:r>
+        <w:t xml:space="preserve">The all-real variant matches the scale+tilt variant's near-perfect held-out performance—one miss, S misread as 3, against the earlier variant's zero—while using a comparable number of training images (229 against ninety) and none of it synthetically. On the real-world sample the difference is not incremental. Two hand-held V-card photographs that the scale+tilt detector barely registered (confidence 0.23 and 0.26, one misclassified) are read by the all-real detector at 0.98 each; a novel-background A-card photograph goes from a wrong guess (baseline) to 0.42 (scale+tilt) to 0.96 (all-real). The one miss at the default threshold, a G-card photograph, still recovers correctly at a slightly lower threshold (0.22 at confidence 0.1).</w:t>
+      </w:r>
+    </w:p>
+    <w:p>
+      <w:pPr>
+        <w:pStyle w:val="BodyText"/>
+      </w:pPr>
+      <w:r>
+        <w:t xml:space="preserve">The comparison between the two diversity variants is informative beyond the headline numbers. Both add real photographic material from the same three sessions; the difference is that scale+tilt re-derives synthetic examples from eighteen source images by geometric transform, while all-real supplies 211 genuinely distinct real photographs, each with its own lighting and shadow. That the latter generalises further, at a comparable training-set size, is evidence that a fixed pool of source pixels stretched further by synthesis is not a full substitute for additional real capture—consistent with the caution already given for the augmentation hypothesis in Section VII-A, and revisited in Section VII-B.</w:t>
+      </w:r>
+    </w:p>
+    <w:p>
+      <w:pPr>
         <w:pStyle w:val="Heading1"/>
       </w:pPr>
       <w:r>
@@ -3158,6 +3729,38 @@
     </w:p>
     <w:p>
       <w:pPr>
+        <w:pStyle w:val="Heading2"/>
+      </w:pPr>
+      <w:r>
+        <w:t xml:space="preserve">A Second Round of Real-Time Testing</w:t>
+      </w:r>
+    </w:p>
+    <w:p>
+      <w:pPr>
+        <w:pStyle w:val="BodyText"/>
+      </w:pPr>
+      <w:r>
+        <w:t xml:space="preserve">Further live use of the demonstration, after the all-real detector of Section III-E was trained, tested two more conditions the static held-out set does not exercise: a card placed on a background never seen in training, and the four pictographic classes that the comparison classifier cannot represent at all.</w:t>
+      </w:r>
+    </w:p>
+    <w:p>
+      <w:pPr>
+        <w:pStyle w:val="BodyText"/>
+      </w:pPr>
+      <w:r>
+        <w:t xml:space="preserve">A card was stuck to a plain whiteboard—a background absent from every training and evaluation photograph, distinct from the hand-held scale problem in Section VI-E since the card itself sat flat and roughly frame-filling as in training. The baseline detector produced a wrong label at low confidence; the all-real detector produced the correct label at confidence 0.96—consistent with the finding in Section V-F that this variant's improvement extends beyond hand-held scale specifically to backgrounds absent from the whole-photo training images.</w:t>
+      </w:r>
+    </w:p>
+    <w:p>
+      <w:pPr>
+        <w:pStyle w:val="BodyText"/>
+      </w:pPr>
+      <w:r>
+        <w:t xml:space="preserve">The comparison classifier has no output classes for the circle or the three arrow symbols; those four classes exist only in the detector's own vocabulary (Section II-A), so the fine-tuned detector is the only system in this report capable of recognising them under any condition, and the all-real variant did so live for the circle and both non-mirrored arrows. The right-pointing arrow was visibly weaker. This is notable because it is not a data-volume effect in the usual sense: the all-real training set contains eight instances of right_arrow against six of left_arrow, so the weaker class has more, not fewer, examples. That rules out scarcity and points instead at the augmentation hypothesis from Section VII-A, confirmed still active in this run's configuration (fliplr: 0.5, unchanged from the baseline). Left_arrow and right_arrow are the only pair of classes in this dataset that are exact mirror images of one another, so the label corruption that hypothesis describes—a flipped image keeps its pre-flip label—turns roughly half the training signal for each of these two classes specifically into a contradiction of the other, while leaving the rotationally symmetric circle and the up-pointing arrow largely unaffected. This is consistent with, but does not on its own confirm, the hypothesis: it remains, as in Section VII-A, an inference from inspection rather than a controlled ablation, since fliplr has still not been disabled and re-measured.</w:t>
+      </w:r>
+    </w:p>
+    <w:p>
+      <w:pPr>
         <w:pStyle w:val="Heading1"/>
       </w:pPr>
       <w:r>
@@ -3190,6 +3793,14 @@
     </w:p>
     <w:p>
       <w:pPr>
+        <w:pStyle w:val="BodyText"/>
+      </w:pPr>
+      <w:r>
+        <w:t xml:space="preserve">Section VI-F adds supporting, still non-ablated, evidence rather than a confirmation. Right_arrow performed visibly worse than the dataset's other pictographic classes in a second round of live testing, despite having more training instances than left_arrow (eight against six), which rules out the ordinary data-scarcity explanation and points back at this same augmentation. Left_arrow and right_arrow are the only mirror-image pair in the dataset, so they are exactly the pair this hypothesis predicts should suffer most, and no other explanation for that specific asymmetry was identified. The hypothesis therefore remains open but is now better motivated; the fliplr ablation described above has still not been run.</w:t>
+      </w:r>
+    </w:p>
+    <w:p>
+      <w:pPr>
         <w:pStyle w:val="Heading2"/>
       </w:pPr>
       <w:r>
@@ -3214,6 +3825,14 @@
     </w:p>
     <w:p>
       <w:pPr>
+        <w:pStyle w:val="BodyText"/>
+      </w:pPr>
+      <w:r>
+        <w:t xml:space="preserve">Section V-F's real-photo-diversity experiment is the sharpest confirmation of this argument in the report. It changes no architecture, no hyperparameter and no held-out split—only what the detector is shown—and moves real-world correctness from one sampled photograph in eight to seven, a larger effect than any architectural change attempted anywhere in this work, including the global-average-pooling experiment above. It also refines the diversity argument: the same experiment run synthetically (Section VI-E) achieved less than half the improvement from a similarly sized training set, suggesting the relevant quantity is not merely how many training images exist but how much genuinely new visual information they carry.</w:t>
+      </w:r>
+    </w:p>
+    <w:p>
+      <w:pPr>
         <w:pStyle w:val="Heading2"/>
       </w:pPr>
       <w:r>
@@ -3225,7 +3844,7 @@
         <w:pStyle w:val="BodyText"/>
       </w:pPr>
       <w:r>
-        <w:t xml:space="preserve">Several limitations should be stated plainly. Only one training run was performed per detector configuration reported, baseline and scale+tilt augmented alike, so the detector figures are single-run and, by this report's own argument, should be treated with the caution applied to the classifier's single-run numbers—the jump to 100% held-out recall and classification in Section VI-E is the figure most in need of that caution. The detector experiments are consequently thinner than the classifier experiments: the data-volume, duration and architecture experiments were conducted on the classifier, and equivalents for the detector remain to be run. The held-out set of nine photographs and 72 instances is small, and per-class conclusions drawn from one or two instances are weak. Finally, the classical pipeline's apparent superiority is specific to this deck and these conditions; it depends on an assumption—dark, matte cards on lighter backgrounds—that the flash experiment shows is easy to break.</w:t>
+        <w:t xml:space="preserve">Several limitations should be stated plainly. Only one training run was performed per detector configuration reported—baseline, scale+tilt and all-real alike—so the detector figures are single-run and, by this report's own argument, should be treated with the caution applied to the classifier's single-run numbers; the near-100% held-out figures in Sections VI-E and V-F are those most in need of it, and the eight-photograph real-world sample in Section V-F is smaller still. The detector experiments are consequently thinner than the classifier experiments: the data-volume, duration and architecture experiments were conducted on the classifier, and equivalents for the detector remain to be run. The held-out set of nine photographs and 72 instances is small, and per-class conclusions drawn from one or two instances are weak. Finally, the classical pipeline's apparent superiority is specific to this deck and these conditions; it depends on an assumption—dark, matte cards on lighter backgrounds—that the flash experiment shows is easy to break.</w:t>
       </w:r>
     </w:p>
     <w:p>
@@ -3246,6 +3865,14 @@
     </w:p>
     <w:p>
       <w:pPr>
+        <w:pStyle w:val="BodyText"/>
+      </w:pPr>
+      <w:r>
+        <w:t xml:space="preserve">Two further directions follow from Sections V-F and VI-F. Sixth, run the fliplr ablation now more strongly motivated by the instance-count evidence in Section VII-A—the arrow-class asymmetry predicted by that hypothesis was observed, but a controlled before-and-after comparison has still not been made. Seventh, extend the all-real approach with real rather than synthetic hand-held examples: a video-extraction tool has been built that samples frames from an unedited webcam recording of a card moved through the frame at varying scale and angle, rejects blurred frames, and auto-labels the remainder with the same classical detector used throughout this report, skipping any frame it cannot label confidently rather than guessing. This is a direct extension of the Section V-F result—if real photographic diversity from static photographs closed most of the hand-held gap, real diversity captured on the actual deployment camera, at the actual deployment scale, should close more of it—but the tool has not yet been run against real footage, and this remains untested.</w:t>
+      </w:r>
+    </w:p>
+    <w:p>
+      <w:pPr>
         <w:pStyle w:val="Heading1"/>
       </w:pPr>
       <w:r>
@@ -3278,6 +3905,14 @@
     </w:p>
     <w:p>
       <w:pPr>
+        <w:pStyle w:val="BodyText"/>
+      </w:pPr>
+      <w:r>
+        <w:t xml:space="preserve">A second round of testing sharpened that claim further. Re-training the detector on 211 real card photographs already collected for the comparison classifier, but never previously shown to the detector, raised correct real-world detection-and-classification from one sampled photograph in eight to seven, exceeding the synthetic-augmentation variant's two, while matching its near-perfect held-out performance. The same round of live testing found that only the fine-tuned detector, never the comparison classifier, could recognise the dataset's pictographic classes at all—a consequence of what each system was built to represent, not of which performed better—and surfaced further, still unconfirmed, evidence for the augmentation hypothesis in Section VII-A: the one class pair in this dataset that hypothesis predicts should be confused with each other performed worse than the rest, despite having more training examples, not fewer. Taken together with the rest of this report, the pattern is consistent throughout: every improvement came from showing the model more or better data, and every remaining gap is one a controlled experiment has not yet been run to close.</w:t>
+      </w:r>
+    </w:p>
+    <w:p>
+      <w:pPr>
         <w:pStyle w:val="Heading1"/>
       </w:pPr>
       <w:r>
@@ -3305,7 +3940,7 @@
         <w:pStyle w:val="BodyText"/>
       </w:pPr>
       <w:r>
-        <w:t xml:space="preserve">What it was used for: assistance in writing and debugging Python code for the segmentation pipeline, the classifier, the dataset-preparation and annotation-verification scripts, the YOLO training and evaluation scripts, the real-time demonstration, and the evaluation harness; assistance in diagnosing failures, including the tilted-card and edge-touching segmentation defects, the corrupted training crops, and the hand-held card detection failure described in Section VI-E, traced through live testing of the real-time demonstration to two distinct causes; implementation of a synthetic scale, rotation and perspective augmentation to address one of them; discussion of experimental design and of how to report results honestly, including the decision to report the unsuccessful detector-plus-classifier combination in Section VI-E rather than omit it; and drafting assistance for this report.</w:t>
+        <w:t xml:space="preserve">What it was used for: assistance in writing and debugging Python code for the segmentation pipeline, the classifier, the dataset-preparation and annotation-verification scripts, the YOLO training and evaluation scripts, the real-time demonstration, and the evaluation harness; assistance in diagnosing failures, including the tilted-card and edge-touching segmentation defects, the corrupted training crops, and the hand-held card detection failure described in Section VI-E, traced through live testing of the real-time demonstration to two distinct causes; implementation of a synthetic scale, rotation and perspective augmentation to address one of them; implementation of the real-photo-diversity dataset conversion and detector variant described in Section III-E, and of the not-yet-exercised webcam-video extraction tool described in Section VII-D; diagnosis of the arrow-class result in Section VI-F, including checking the training configuration and per-class instance counts against the augmentation hypothesis rather than asserting it from the observation alone; discussion of experimental design and of how to report results honestly, including the decision to report the unsuccessful detector-plus-classifier combination in Section VI-E rather than omit it; and drafting assistance for this report.</w:t>
       </w:r>
     </w:p>
     <w:p>
